--- a/Sem1/fedko_artem_6391_lab1_3.docx
+++ b/Sem1/fedko_artem_6391_lab1_3.docx
@@ -1575,7 +1575,7 @@
           </w:tcPr>
           <w:p>
             <w:r>
-              <w:t>1 2 3 5 7 / 11 13 17 19 / 23 29 / 31 37 / 41 43 47</w:t>
+              <w:t xml:space="preserve"> 2 3 5 7 / 11 13 17 19 / 23 29 / 31 37 / 41 43 47</w:t>
             </w:r>
           </w:p>
         </w:tc>
@@ -1668,199 +1668,26 @@
           <w:i/>
           <w:iCs/>
         </w:rPr>
-        <w:t>Тест 2.</w:t>
-      </w:r>
-    </w:p>
-    <w:p>
-      <w:pPr>
-        <w:spacing w:after="120" w:line="276" w:lineRule="auto"/>
-        <w:ind w:firstLine="709"/>
-        <w:jc w:val="both"/>
-      </w:pPr>
-      <w:r>
-        <w:t>Ввод: N = 1 (граничный случай — наименьшее допустимое значение).</w:t>
-      </w:r>
-    </w:p>
-    <w:tbl>
-      <w:tblPr>
-        <w:tblW w:w="5000" w:type="pct"/>
-        <w:tblBorders>
-          <w:top w:val="single" w:sz="4" w:space="0" w:color="auto"/>
-          <w:left w:val="single" w:sz="4" w:space="0" w:color="auto"/>
-          <w:bottom w:val="single" w:sz="4" w:space="0" w:color="auto"/>
-          <w:right w:val="single" w:sz="4" w:space="0" w:color="auto"/>
-          <w:insideH w:val="single" w:sz="4" w:space="0" w:color="auto"/>
-          <w:insideV w:val="single" w:sz="4" w:space="0" w:color="auto"/>
-        </w:tblBorders>
-        <w:tblCellMar>
-          <w:left w:w="10" w:type="dxa"/>
-          <w:right w:w="10" w:type="dxa"/>
-        </w:tblCellMar>
-        <w:tblLook w:val="0000" w:firstRow="0" w:lastRow="0" w:firstColumn="0" w:lastColumn="0" w:noHBand="0" w:noVBand="0"/>
-      </w:tblPr>
-      <w:tblGrid>
-        <w:gridCol w:w="4672"/>
-        <w:gridCol w:w="4673"/>
-      </w:tblGrid>
-      <w:tr>
-        <w:tblPrEx>
-          <w:tblCellMar>
-            <w:top w:w="0" w:type="dxa"/>
-            <w:bottom w:w="0" w:type="dxa"/>
-          </w:tblCellMar>
-        </w:tblPrEx>
-        <w:tc>
-          <w:tcPr>
-            <w:tcW w:w="2500" w:type="pct"/>
-            <w:shd w:val="clear" w:color="auto" w:fill="D9D9D9"/>
-          </w:tcPr>
-          <w:p>
-            <w:r>
-              <w:rPr>
-                <w:b/>
-                <w:bCs/>
-              </w:rPr>
-              <w:t>N</w:t>
-            </w:r>
-          </w:p>
-        </w:tc>
-        <w:tc>
-          <w:tcPr>
-            <w:tcW w:w="2500" w:type="pct"/>
-            <w:shd w:val="clear" w:color="auto" w:fill="D9D9D9"/>
-          </w:tcPr>
-          <w:p>
-            <w:r>
-              <w:rPr>
-                <w:b/>
-                <w:bCs/>
-              </w:rPr>
-              <w:t>Результат программы</w:t>
-            </w:r>
-          </w:p>
-        </w:tc>
-      </w:tr>
-      <w:tr>
-        <w:tblPrEx>
-          <w:tblCellMar>
-            <w:top w:w="0" w:type="dxa"/>
-            <w:bottom w:w="0" w:type="dxa"/>
-          </w:tblCellMar>
-        </w:tblPrEx>
-        <w:tc>
-          <w:tcPr>
-            <w:tcW w:w="2500" w:type="pct"/>
-          </w:tcPr>
-          <w:p>
-            <w:r>
-              <w:t>1</w:t>
-            </w:r>
-          </w:p>
-        </w:tc>
-        <w:tc>
-          <w:tcPr>
-            <w:tcW w:w="2500" w:type="pct"/>
-          </w:tcPr>
-          <w:p>
-            <w:r>
-              <w:t>1</w:t>
-            </w:r>
-          </w:p>
-        </w:tc>
-      </w:tr>
-    </w:tbl>
-    <w:p>
-      <w:pPr>
-        <w:spacing w:after="150"/>
-      </w:pPr>
-    </w:p>
-    <w:p>
-      <w:pPr>
-        <w:spacing w:after="150"/>
-        <w:rPr>
-          <w:lang w:val="en-US"/>
-        </w:rPr>
-      </w:pPr>
-      <w:r>
-        <w:rPr>
-          <w:lang w:val="ru-RU"/>
-        </w:rPr>
-        <w:t xml:space="preserve">Скриншот работы теста </w:t>
-      </w:r>
-      <w:r>
-        <w:rPr>
-          <w:lang w:val="en-US"/>
-        </w:rPr>
-        <w:t>2</w:t>
-      </w:r>
-      <w:r>
-        <w:rPr>
-          <w:lang w:val="en-US"/>
-        </w:rPr>
-        <w:t>:</w:t>
-      </w:r>
-    </w:p>
-    <w:p>
-      <w:pPr>
-        <w:spacing w:after="150"/>
-        <w:rPr>
-          <w:lang w:val="en-US"/>
-        </w:rPr>
-      </w:pPr>
-      <w:r>
-        <w:rPr>
-          <w:lang w:val="en-US"/>
-        </w:rPr>
-        <w:lastRenderedPageBreak/>
-        <w:drawing>
-          <wp:inline distT="0" distB="0" distL="0" distR="0" wp14:anchorId="5292427E" wp14:editId="3C8F3095">
-            <wp:extent cx="279400" cy="368300"/>
-            <wp:effectExtent l="0" t="0" r="0" b="0"/>
-            <wp:docPr id="972789976" name="Рисунок 1"/>
-            <wp:cNvGraphicFramePr>
-              <a:graphicFrameLocks xmlns:a="http://schemas.openxmlformats.org/drawingml/2006/main" noChangeAspect="1"/>
-            </wp:cNvGraphicFramePr>
-            <a:graphic xmlns:a="http://schemas.openxmlformats.org/drawingml/2006/main">
-              <a:graphicData uri="http://schemas.openxmlformats.org/drawingml/2006/picture">
-                <pic:pic xmlns:pic="http://schemas.openxmlformats.org/drawingml/2006/picture">
-                  <pic:nvPicPr>
-                    <pic:cNvPr id="972789976" name=""/>
-                    <pic:cNvPicPr/>
-                  </pic:nvPicPr>
-                  <pic:blipFill>
-                    <a:blip r:embed="rId8"/>
-                    <a:stretch>
-                      <a:fillRect/>
-                    </a:stretch>
-                  </pic:blipFill>
-                  <pic:spPr>
-                    <a:xfrm>
-                      <a:off x="0" y="0"/>
-                      <a:ext cx="279400" cy="368300"/>
-                    </a:xfrm>
-                    <a:prstGeom prst="rect">
-                      <a:avLst/>
-                    </a:prstGeom>
-                  </pic:spPr>
-                </pic:pic>
-              </a:graphicData>
-            </a:graphic>
-          </wp:inline>
-        </w:drawing>
-      </w:r>
-    </w:p>
-    <w:p>
-      <w:pPr>
-        <w:spacing w:before="120" w:after="60"/>
-      </w:pPr>
+        <w:t>Тест</w:t>
+      </w:r>
       <w:r>
         <w:rPr>
           <w:b/>
           <w:bCs/>
           <w:i/>
           <w:iCs/>
-        </w:rPr>
-        <w:t>Тест 3.</w:t>
+          <w:lang w:val="ru-RU"/>
+        </w:rPr>
+        <w:t xml:space="preserve"> 2</w:t>
+      </w:r>
+      <w:r>
+        <w:rPr>
+          <w:b/>
+          <w:bCs/>
+          <w:i/>
+          <w:iCs/>
+        </w:rPr>
+        <w:t>.</w:t>
       </w:r>
     </w:p>
     <w:p>
@@ -1945,6 +1772,7 @@
           </w:tcPr>
           <w:p>
             <w:r>
+              <w:lastRenderedPageBreak/>
               <w:t>97</w:t>
             </w:r>
           </w:p>
@@ -1955,7 +1783,7 @@
           </w:tcPr>
           <w:p>
             <w:r>
-              <w:t>1 2 3 5 7 / 11 13 17 19 / 23 29 / 31 37 / 41 43 47 / 53 59 / 61 67 / 71 73 79 / 83 89 / 97</w:t>
+              <w:t xml:space="preserve"> 2 3 5 7 / 11 13 17 19 / 23 29 / 31 37 / 41 43 47 / 53 59 / 61 67 / 71 73 79 / 83 89 / 97</w:t>
             </w:r>
           </w:p>
         </w:tc>
@@ -1989,9 +1817,9 @@
       </w:r>
       <w:r>
         <w:rPr>
-          <w:lang w:val="en-US"/>
-        </w:rPr>
-        <w:t>3</w:t>
+          <w:lang w:val="ru-RU"/>
+        </w:rPr>
+        <w:t>2</w:t>
       </w:r>
       <w:r>
         <w:rPr>
@@ -2027,7 +1855,7 @@
                     <pic:cNvPicPr/>
                   </pic:nvPicPr>
                   <pic:blipFill>
-                    <a:blip r:embed="rId9"/>
+                    <a:blip r:embed="rId8"/>
                     <a:stretch>
                       <a:fillRect/>
                     </a:stretch>
@@ -2067,47 +1895,65 @@
     </w:p>
     <w:p>
       <w:pPr>
+        <w:pStyle w:val="ac"/>
+        <w:jc w:val="both"/>
+        <w:rPr>
+          <w:sz w:val="28"/>
+          <w:szCs w:val="28"/>
+        </w:rPr>
+      </w:pPr>
+      <w:r>
+        <w:rPr>
+          <w:sz w:val="28"/>
+          <w:szCs w:val="28"/>
+        </w:rPr>
+        <w:t>В процессе выполнения лабораторной работы была создана и протестирована программа на языке C++, выводящая все простые числа, не превосходящие заданного N. В ходе работы был реализован оптимизированный алгоритм проверки чисел на простоту без использования решета Эратосфена: чётные числа и чётные делители исключаются из перебора, а проверка делителей прекращается сразу после обнаружения первого из них и не выходит за корень проверяемого числа.</w:t>
+      </w:r>
+    </w:p>
+    <w:p>
+      <w:pPr>
+        <w:pStyle w:val="ac"/>
+        <w:jc w:val="both"/>
+        <w:rPr>
+          <w:sz w:val="28"/>
+          <w:szCs w:val="28"/>
+        </w:rPr>
+      </w:pPr>
+      <w:r>
+        <w:rPr>
+          <w:sz w:val="28"/>
+          <w:szCs w:val="28"/>
+        </w:rPr>
+        <w:t>При тестировании были рассмотрены различные значения N: небольшие значения (N = 50) и более крупный диапазон (N = 97), в котором последнее число является простым. Отдельно была проверена корректность вывода найденных чисел по десяткам с переводом строки после каждого интервала.</w:t>
+      </w:r>
+    </w:p>
+    <w:p>
+      <w:pPr>
+        <w:pStyle w:val="ac"/>
+        <w:jc w:val="both"/>
+        <w:rPr>
+          <w:sz w:val="28"/>
+          <w:szCs w:val="28"/>
+        </w:rPr>
+      </w:pPr>
+      <w:r>
+        <w:rPr>
+          <w:sz w:val="28"/>
+          <w:szCs w:val="28"/>
+        </w:rPr>
+        <w:t>Полученные результаты показали, что программа правильно определяет простые числа, корректно обрабатывает граничные случаи и выводит результат в требуемом формате. Также были закреплены навыки работы с циклами, функциями, оптимизацией алгоритмов по быстродействию и замером времени выполнения программы в C++.</w:t>
+      </w:r>
+    </w:p>
+    <w:p>
+      <w:pPr>
         <w:spacing w:after="120" w:line="276" w:lineRule="auto"/>
         <w:ind w:firstLine="709"/>
         <w:jc w:val="both"/>
       </w:pPr>
-      <w:r>
-        <w:t>Алгоритм корректно находит простые числа и заметно эффективнее «наивной» проверки за счёт пропуска чётных чисел и делителей и ограничения перебора корнем из числа.</w:t>
-      </w:r>
-    </w:p>
-    <w:p>
-      <w:pPr>
-        <w:spacing w:after="120" w:line="276" w:lineRule="auto"/>
-        <w:ind w:firstLine="709"/>
-        <w:jc w:val="both"/>
-      </w:pPr>
-      <w:r>
-        <w:t>Тестирование выявило дефект реализации: число 1 ошибочно попадает в список простых чисел (см. Тест 2). Это следствие того, что is_prime(1) не проходит проверку на чётность (1 нечётно) и цикл for (i = 3; i &lt; sqrt(1)+1 = 2; ...) не выполняется ни разу, поэтому функция сразу возвращает true. Для исправления следовало бы отдельно проверять случай x &lt; 2 и возвращать false.</w:t>
-      </w:r>
-    </w:p>
-    <w:p>
-      <w:pPr>
-        <w:spacing w:after="120" w:line="276" w:lineRule="auto"/>
-        <w:ind w:firstLine="709"/>
-        <w:jc w:val="both"/>
-      </w:pPr>
-      <w:r>
-        <w:t>На тестах N = 50 и N = 97 группировка вывода по десяткам (перевод строки после каждого десятого числа) отработала корректно.</w:t>
-      </w:r>
-    </w:p>
-    <w:p>
-      <w:pPr>
-        <w:spacing w:after="120" w:line="276" w:lineRule="auto"/>
-        <w:ind w:firstLine="709"/>
-        <w:jc w:val="both"/>
-      </w:pPr>
-      <w:r>
-        <w:t>Для устранения замечания в функцию is_prime рекомендуется добавить в начало проверку if (x &lt; 2) return 0;</w:t>
-      </w:r>
     </w:p>
     <w:sectPr>
-      <w:headerReference w:type="default" r:id="rId10"/>
-      <w:headerReference w:type="first" r:id="rId11"/>
+      <w:headerReference w:type="default" r:id="rId9"/>
+      <w:headerReference w:type="first" r:id="rId10"/>
       <w:pgSz w:w="11906" w:h="16838"/>
       <w:pgMar w:top="1134" w:right="850" w:bottom="1134" w:left="1701" w:header="708" w:footer="708" w:gutter="0"/>
       <w:cols w:space="720"/>
@@ -2885,6 +2731,21 @@
       <w:szCs w:val="20"/>
     </w:rPr>
   </w:style>
+  <w:style w:type="paragraph" w:styleId="ac">
+    <w:name w:val="Normal (Web)"/>
+    <w:basedOn w:val="a"/>
+    <w:uiPriority w:val="99"/>
+    <w:semiHidden/>
+    <w:unhideWhenUsed/>
+    <w:rsid w:val="00EE6254"/>
+    <w:pPr>
+      <w:spacing w:before="100" w:beforeAutospacing="1" w:after="100" w:afterAutospacing="1"/>
+    </w:pPr>
+    <w:rPr>
+      <w:sz w:val="24"/>
+      <w:szCs w:val="24"/>
+    </w:rPr>
+  </w:style>
 </w:styles>
 </file>
 
